--- a/publications/jarmanWhatAreYou2026.docx
+++ b/publications/jarmanWhatAreYou2026.docx
@@ -24,6 +24,22 @@
       </w:pPr>
       <w:r>
         <w:t xml:space="preserve">Ben Jarman</w:t>
+      </w:r>
+    </w:p>
+    <w:p>
+      <w:pPr>
+        <w:pStyle w:val="Author"/>
+      </w:pPr>
+      <w:r>
+        <w:t xml:space="preserve">Alice Ievins</w:t>
+      </w:r>
+    </w:p>
+    <w:p>
+      <w:pPr>
+        <w:pStyle w:val="Author"/>
+      </w:pPr>
+      <w:r>
+        <w:t xml:space="preserve">Ben Crewe</w:t>
       </w:r>
     </w:p>
     <w:p>
